--- a/docs/prd-docx-v2/用户端App/登录注册.docx
+++ b/docs/prd-docx-v2/用户端App/登录注册.docx
@@ -1572,7 +1572,7 @@
                 <w:rFonts w:ascii="宋体" w:hAnsi="宋体" w:eastAsia="宋体"/>
                 <w:sz w:val="21"/>
               </w:rPr>
-              <w:t>`mobile-app.js` / `localStorage`</w:t>
+              <w:t>`mobile-app.js` / `浏览器本地缓存`</w:t>
             </w:r>
           </w:p>
         </w:tc>
@@ -1602,7 +1602,7 @@
                 <w:rFonts w:ascii="宋体" w:hAnsi="宋体" w:eastAsia="宋体"/>
                 <w:sz w:val="21"/>
               </w:rPr>
-              <w:t>`window.MockData.userAccounts`</w:t>
+              <w:t>业务数据</w:t>
             </w:r>
           </w:p>
         </w:tc>
@@ -1616,7 +1616,7 @@
                 <w:rFonts w:ascii="宋体" w:hAnsi="宋体" w:eastAsia="宋体"/>
                 <w:sz w:val="21"/>
               </w:rPr>
-              <w:t>`mock-data.js`</w:t>
+              <w:t>原型数据</w:t>
             </w:r>
           </w:p>
         </w:tc>
@@ -1646,7 +1646,7 @@
                 <w:rFonts w:ascii="宋体" w:hAnsi="宋体" w:eastAsia="宋体"/>
                 <w:sz w:val="21"/>
               </w:rPr>
-              <w:t>`window.MockData.providerInvites`</w:t>
+              <w:t>业务数据</w:t>
             </w:r>
           </w:p>
         </w:tc>
@@ -1660,7 +1660,7 @@
                 <w:rFonts w:ascii="宋体" w:hAnsi="宋体" w:eastAsia="宋体"/>
                 <w:sz w:val="21"/>
               </w:rPr>
-              <w:t>`mock-data.js`</w:t>
+              <w:t>原型数据</w:t>
             </w:r>
           </w:p>
         </w:tc>
@@ -1690,7 +1690,7 @@
                 <w:rFonts w:ascii="宋体" w:hAnsi="宋体" w:eastAsia="宋体"/>
                 <w:sz w:val="21"/>
               </w:rPr>
-              <w:t>`window.MockData.creditInfo.userId`</w:t>
+              <w:t>业务数据</w:t>
             </w:r>
           </w:p>
         </w:tc>
@@ -1704,7 +1704,7 @@
                 <w:rFonts w:ascii="宋体" w:hAnsi="宋体" w:eastAsia="宋体"/>
                 <w:sz w:val="21"/>
               </w:rPr>
-              <w:t>`mock-data.js`</w:t>
+              <w:t>原型数据</w:t>
             </w:r>
           </w:p>
         </w:tc>
@@ -1798,7 +1798,7 @@
           <w:rFonts w:ascii="宋体" w:hAnsi="宋体" w:eastAsia="宋体"/>
           <w:sz w:val="21"/>
         </w:rPr>
-        <w:t>- 页面顶部显示品牌标识「🏎️ 满改汽车改装平台」。 - 表单包含「手机号」与「密码」两个输入项。 - 手机号输入框默认填充示例值 `13800138000`。 - 密码输入框默认填充示例值 `mock1234`。 - 提交表单后，系统校验手机号与密码（mock 场景下默认通过），写入 `localStorage` 认证数据，跳转至社区首页。</w:t>
+        <w:t>- 页面顶部显示品牌标识「🏎️ 满改汽车改装平台」。 - 表单包含「手机号」与「密码」两个输入项。 - 手机号输入框默认填充示例值 `13800138000`。 - 密码输入框默认填充示例值 `mock1234`。 - 提交表单后，系统校验手机号与密码（mock 场景下默认通过），写入 `浏览器本地缓存` 认证数据，跳转至社区首页。</w:t>
       </w:r>
     </w:p>
     <w:p>
@@ -1819,7 +1819,7 @@
           <w:rFonts w:ascii="宋体" w:hAnsi="宋体" w:eastAsia="宋体"/>
           <w:sz w:val="21"/>
         </w:rPr>
-        <w:t>- 登录状态写入 `localStorage`（`mockUserAuth`）。 - 页面跳转至 `tab=forum`，并显示「已进入用户 App。」反馈。</w:t>
+        <w:t>- 登录状态写入 `浏览器本地缓存`（`mockUserAuth`）。 - 页面跳转至 `tab=forum`，并显示「已进入用户 App。」反馈。</w:t>
       </w:r>
     </w:p>
     <w:p>
@@ -2036,7 +2036,7 @@
           <w:rFonts w:ascii="宋体" w:hAnsi="宋体" w:eastAsia="宋体"/>
           <w:sz w:val="21"/>
         </w:rPr>
-        <w:t>- 页面标题为「手机号注册」。 - 表单包含「手机号」「验证码」「推荐码」三个字段。 - 手机号与验证码有默认示例值，推荐码为选填项。 - 提交后创建新用户档案，写入 `localStorage`，自动登录并跳转。 - 若填写了推荐码，系统会校验推荐码有效性（匹配 `MockData.providerInvites`）。</w:t>
+        <w:t>- 页面标题为「手机号注册」。 - 表单包含「手机号」「验证码」「推荐码」三个字段。 - 手机号与验证码有默认示例值，推荐码为选填项。 - 提交后创建新用户档案，写入 `浏览器本地缓存`，自动登录并跳转。 - 若填写了推荐码，系统会校验推荐码有效性（匹配 `MockData.providerInvites`）。</w:t>
       </w:r>
     </w:p>
     <w:p>
@@ -2057,7 +2057,7 @@
           <w:rFonts w:ascii="宋体" w:hAnsi="宋体" w:eastAsia="宋体"/>
           <w:sz w:val="21"/>
         </w:rPr>
-        <w:t>- 新用户档案写入 `localStorage`（`mockUserAuth`）。 - 用户被标记为「自然流量」或对应服务商推荐来源。</w:t>
+        <w:t>- 新用户档案写入 `浏览器本地缓存`（`mockUserAuth`）。 - 用户被标记为「自然流量」或对应服务商推荐来源。</w:t>
       </w:r>
     </w:p>
     <w:p>
@@ -2155,7 +2155,7 @@
           <w:rFonts w:ascii="宋体" w:hAnsi="宋体" w:eastAsia="宋体"/>
           <w:sz w:val="21"/>
         </w:rPr>
-        <w:t>- 页面标题为「微信注册」。 - 首先提供「点击获取微信头像和昵称」按钮，点击后模拟获取微信用户信息（随机昵称 + 微信 OpenID）。 - 获取成功后展示微信头像（绿色渐变占位）、昵称及「重新获取」按钮。 - 下方表单需补充「手机号」「推荐码」「密码」。 - 提交后合并微信绑定信息完成注册，写入 `localStorage`。</w:t>
+        <w:t>- 页面标题为「微信注册」。 - 首先提供「点击获取微信头像和昵称」按钮，点击后模拟获取微信用户信息（随机昵称 + 微信 OpenID）。 - 获取成功后展示微信头像（绿色渐变占位）、昵称及「重新获取」按钮。 - 下方表单需补充「手机号」「推荐码」「密码」。 - 提交后合并微信绑定信息完成注册，写入 `浏览器本地缓存`。</w:t>
       </w:r>
     </w:p>
     <w:p>
@@ -2197,7 +2197,7 @@
           <w:rFonts w:ascii="宋体" w:hAnsi="宋体" w:eastAsia="宋体"/>
           <w:sz w:val="21"/>
         </w:rPr>
-        <w:t>- 若未获取微信信息就提交表单，提示「请先获取微信头像和昵称」。 - 微信绑定信息存储在运行时状态 `state.wechatBindInfo` 中。  ---</w:t>
+        <w:t>- 若未获取微信信息就提交表单，提示「请先获取微信头像和昵称」。 - 微信绑定信息存储在运行时状态 `页面状态` 中。  ---</w:t>
       </w:r>
     </w:p>
     <w:sectPr>
